--- a/core/src/core/usecases/documents/builtin/blanks/offer-items.docx
+++ b/core/src/core/usecases/documents/builtin/blanks/offer-items.docx
@@ -62,20 +62,21 @@
     <w:tbl>
       <w:tblPr>
         <w:tblStyle w:val="aff0"/>
-        <w:tblW w:w="0" w:type="auto"/>
+        <w:tblW w:w="10092" w:type="dxa"/>
         <w:jc w:val="center"/>
+        <w:tblLayout w:type="fixed"/>
         <w:tblLook w:val="04A0" w:firstRow="1" w:lastRow="0" w:firstColumn="1" w:lastColumn="0" w:noHBand="0" w:noVBand="1"/>
       </w:tblPr>
       <w:tblGrid>
-        <w:gridCol w:w="361"/>
-        <w:gridCol w:w="2409"/>
-        <w:gridCol w:w="996"/>
-        <w:gridCol w:w="494"/>
-        <w:gridCol w:w="835"/>
-        <w:gridCol w:w="839"/>
-        <w:gridCol w:w="1525"/>
-        <w:gridCol w:w="1538"/>
-        <w:gridCol w:w="1589"/>
+        <w:gridCol w:w="400"/>
+        <w:gridCol w:w="1692"/>
+        <w:gridCol w:w="780"/>
+        <w:gridCol w:w="620"/>
+        <w:gridCol w:w="1300"/>
+        <w:gridCol w:w="1300"/>
+        <w:gridCol w:w="1000"/>
+        <w:gridCol w:w="1400"/>
+        <w:gridCol w:w="1600"/>
       </w:tblGrid>
       <w:tr>
         <w:trPr>
@@ -83,7 +84,7 @@
         </w:trPr>
         <w:tc>
           <w:tcPr>
-            <w:tcW w:w="336" w:type="dxa"/>
+            <w:tcW w:w="400" w:type="dxa"/>
             <w:shd w:val="clear" w:color="auto" w:fill="EDEDED"/>
             <w:tcMar>
               <w:top w:w="80" w:type="dxa"/>
@@ -108,7 +109,7 @@
         </w:tc>
         <w:tc>
           <w:tcPr>
-            <w:tcW w:w="2438" w:type="dxa"/>
+            <w:tcW w:w="1692" w:type="dxa"/>
             <w:shd w:val="clear" w:color="auto" w:fill="EDEDED"/>
             <w:tcMar>
               <w:top w:w="80" w:type="dxa"/>
@@ -133,7 +134,7 @@
         </w:tc>
         <w:tc>
           <w:tcPr>
-            <w:tcW w:w="1009" w:type="dxa"/>
+            <w:tcW w:w="780" w:type="dxa"/>
             <w:shd w:val="clear" w:color="auto" w:fill="EDEDED"/>
             <w:tcMar>
               <w:top w:w="80" w:type="dxa"/>
@@ -158,7 +159,7 @@
         </w:tc>
         <w:tc>
           <w:tcPr>
-            <w:tcW w:w="493" w:type="dxa"/>
+            <w:tcW w:w="620" w:type="dxa"/>
             <w:shd w:val="clear" w:color="auto" w:fill="EDEDED"/>
             <w:tcMar>
               <w:top w:w="80" w:type="dxa"/>
@@ -183,7 +184,7 @@
         </w:tc>
         <w:tc>
           <w:tcPr>
-            <w:tcW w:w="842" w:type="dxa"/>
+            <w:tcW w:w="1300" w:type="dxa"/>
             <w:shd w:val="clear" w:color="auto" w:fill="EDEDED"/>
             <w:tcMar>
               <w:top w:w="80" w:type="dxa"/>
@@ -208,7 +209,7 @@
         </w:tc>
         <w:tc>
           <w:tcPr>
-            <w:tcW w:w="842" w:type="dxa"/>
+            <w:tcW w:w="1300" w:type="dxa"/>
             <w:shd w:val="clear" w:color="auto" w:fill="EDEDED"/>
             <w:tcMar>
               <w:top w:w="80" w:type="dxa"/>
@@ -233,7 +234,7 @@
         </w:tc>
         <w:tc>
           <w:tcPr>
-            <w:tcW w:w="1542" w:type="dxa"/>
+            <w:tcW w:w="1000" w:type="dxa"/>
             <w:shd w:val="clear" w:color="auto" w:fill="EDEDED"/>
             <w:tcMar>
               <w:top w:w="80" w:type="dxa"/>
@@ -258,7 +259,7 @@
         </w:tc>
         <w:tc>
           <w:tcPr>
-            <w:tcW w:w="1542" w:type="dxa"/>
+            <w:tcW w:w="1400" w:type="dxa"/>
             <w:shd w:val="clear" w:color="auto" w:fill="EDEDED"/>
             <w:tcMar>
               <w:top w:w="80" w:type="dxa"/>
@@ -283,7 +284,7 @@
         </w:tc>
         <w:tc>
           <w:tcPr>
-            <w:tcW w:w="1542" w:type="dxa"/>
+            <w:tcW w:w="1600" w:type="dxa"/>
             <w:shd w:val="clear" w:color="auto" w:fill="EDEDED"/>
             <w:tcMar>
               <w:top w:w="80" w:type="dxa"/>
@@ -313,7 +314,7 @@
         </w:trPr>
         <w:tc>
           <w:tcPr>
-            <w:tcW w:w="336" w:type="dxa"/>
+            <w:tcW w:w="400" w:type="dxa"/>
             <w:tcMar>
               <w:top w:w="70" w:type="dxa"/>
               <w:left w:w="70" w:type="dxa"/>
@@ -336,7 +337,7 @@
         </w:tc>
         <w:tc>
           <w:tcPr>
-            <w:tcW w:w="2438" w:type="dxa"/>
+            <w:tcW w:w="1692" w:type="dxa"/>
             <w:tcMar>
               <w:top w:w="70" w:type="dxa"/>
               <w:left w:w="70" w:type="dxa"/>
@@ -356,7 +357,7 @@
         </w:tc>
         <w:tc>
           <w:tcPr>
-            <w:tcW w:w="1009" w:type="dxa"/>
+            <w:tcW w:w="780" w:type="dxa"/>
             <w:tcMar>
               <w:top w:w="70" w:type="dxa"/>
               <w:left w:w="70" w:type="dxa"/>
@@ -379,7 +380,7 @@
         </w:tc>
         <w:tc>
           <w:tcPr>
-            <w:tcW w:w="493" w:type="dxa"/>
+            <w:tcW w:w="620" w:type="dxa"/>
             <w:tcMar>
               <w:top w:w="70" w:type="dxa"/>
               <w:left w:w="70" w:type="dxa"/>
@@ -402,7 +403,7 @@
         </w:tc>
         <w:tc>
           <w:tcPr>
-            <w:tcW w:w="842" w:type="dxa"/>
+            <w:tcW w:w="1300" w:type="dxa"/>
             <w:tcMar>
               <w:top w:w="70" w:type="dxa"/>
               <w:left w:w="70" w:type="dxa"/>
@@ -413,7 +414,7 @@
           </w:tcPr>
           <w:p>
             <w:pPr>
-              <w:jc w:val="center"/>
+              <w:jc w:val="right"/>
             </w:pPr>
             <w:r>
               <w:rPr>
@@ -425,7 +426,7 @@
         </w:tc>
         <w:tc>
           <w:tcPr>
-            <w:tcW w:w="842" w:type="dxa"/>
+            <w:tcW w:w="1300" w:type="dxa"/>
             <w:tcMar>
               <w:top w:w="70" w:type="dxa"/>
               <w:left w:w="70" w:type="dxa"/>
@@ -436,7 +437,7 @@
           </w:tcPr>
           <w:p>
             <w:pPr>
-              <w:jc w:val="center"/>
+              <w:jc w:val="right"/>
             </w:pPr>
             <w:r>
               <w:rPr>
@@ -448,7 +449,7 @@
         </w:tc>
         <w:tc>
           <w:tcPr>
-            <w:tcW w:w="1542" w:type="dxa"/>
+            <w:tcW w:w="1000" w:type="dxa"/>
             <w:tcMar>
               <w:top w:w="70" w:type="dxa"/>
               <w:left w:w="70" w:type="dxa"/>
@@ -471,7 +472,7 @@
         </w:tc>
         <w:tc>
           <w:tcPr>
-            <w:tcW w:w="1542" w:type="dxa"/>
+            <w:tcW w:w="1400" w:type="dxa"/>
             <w:tcMar>
               <w:top w:w="70" w:type="dxa"/>
               <w:left w:w="70" w:type="dxa"/>
@@ -491,7 +492,7 @@
         </w:tc>
         <w:tc>
           <w:tcPr>
-            <w:tcW w:w="1542" w:type="dxa"/>
+            <w:tcW w:w="1600" w:type="dxa"/>
             <w:tcMar>
               <w:top w:w="70" w:type="dxa"/>
               <w:left w:w="70" w:type="dxa"/>
@@ -508,614 +509,6 @@
               <w:t xml:space="preserve">{{specs}}</w:t>
             </w:r>
           </w:p>
-        </w:tc>
-      </w:tr>
-      <w:tr>
-        <w:trPr>
-          <w:jc w:val="center"/>
-        </w:trPr>
-        <w:tc>
-          <w:tcPr>
-            <w:tcW w:w="336" w:type="dxa"/>
-            <w:tcMar>
-              <w:top w:w="70" w:type="dxa"/>
-              <w:left w:w="70" w:type="dxa"/>
-              <w:bottom w:w="70" w:type="dxa"/>
-              <w:right w:w="70" w:type="dxa"/>
-            </w:tcMar>
-            <w:vAlign w:val="center"/>
-          </w:tcPr>
-          <w:p>
-            <w:pPr>
-              <w:jc w:val="center"/>
-            </w:pPr>
-            <w:r>
-              <w:rPr>
-                <w:sz w:val="18"/>
-              </w:rPr>
-              <w:t>2</w:t>
-            </w:r>
-          </w:p>
-        </w:tc>
-        <w:tc>
-          <w:tcPr>
-            <w:tcW w:w="2438" w:type="dxa"/>
-            <w:tcMar>
-              <w:top w:w="70" w:type="dxa"/>
-              <w:left w:w="70" w:type="dxa"/>
-              <w:bottom w:w="70" w:type="dxa"/>
-              <w:right w:w="70" w:type="dxa"/>
-            </w:tcMar>
-            <w:vAlign w:val="center"/>
-          </w:tcPr>
-          <w:p/>
-        </w:tc>
-        <w:tc>
-          <w:tcPr>
-            <w:tcW w:w="1009" w:type="dxa"/>
-            <w:tcMar>
-              <w:top w:w="70" w:type="dxa"/>
-              <w:left w:w="70" w:type="dxa"/>
-              <w:bottom w:w="70" w:type="dxa"/>
-              <w:right w:w="70" w:type="dxa"/>
-            </w:tcMar>
-            <w:vAlign w:val="center"/>
-          </w:tcPr>
-          <w:p>
-            <w:pPr>
-              <w:jc w:val="center"/>
-            </w:pPr>
-          </w:p>
-        </w:tc>
-        <w:tc>
-          <w:tcPr>
-            <w:tcW w:w="493" w:type="dxa"/>
-            <w:tcMar>
-              <w:top w:w="70" w:type="dxa"/>
-              <w:left w:w="70" w:type="dxa"/>
-              <w:bottom w:w="70" w:type="dxa"/>
-              <w:right w:w="70" w:type="dxa"/>
-            </w:tcMar>
-            <w:vAlign w:val="center"/>
-          </w:tcPr>
-          <w:p>
-            <w:pPr>
-              <w:jc w:val="center"/>
-            </w:pPr>
-          </w:p>
-        </w:tc>
-        <w:tc>
-          <w:tcPr>
-            <w:tcW w:w="842" w:type="dxa"/>
-            <w:tcMar>
-              <w:top w:w="70" w:type="dxa"/>
-              <w:left w:w="70" w:type="dxa"/>
-              <w:bottom w:w="70" w:type="dxa"/>
-              <w:right w:w="70" w:type="dxa"/>
-            </w:tcMar>
-            <w:vAlign w:val="center"/>
-          </w:tcPr>
-          <w:p>
-            <w:pPr>
-              <w:jc w:val="center"/>
-            </w:pPr>
-          </w:p>
-        </w:tc>
-        <w:tc>
-          <w:tcPr>
-            <w:tcW w:w="842" w:type="dxa"/>
-            <w:tcMar>
-              <w:top w:w="70" w:type="dxa"/>
-              <w:left w:w="70" w:type="dxa"/>
-              <w:bottom w:w="70" w:type="dxa"/>
-              <w:right w:w="70" w:type="dxa"/>
-            </w:tcMar>
-            <w:vAlign w:val="center"/>
-          </w:tcPr>
-          <w:p>
-            <w:pPr>
-              <w:jc w:val="center"/>
-            </w:pPr>
-          </w:p>
-        </w:tc>
-        <w:tc>
-          <w:tcPr>
-            <w:tcW w:w="1542" w:type="dxa"/>
-            <w:tcMar>
-              <w:top w:w="70" w:type="dxa"/>
-              <w:left w:w="70" w:type="dxa"/>
-              <w:bottom w:w="70" w:type="dxa"/>
-              <w:right w:w="70" w:type="dxa"/>
-            </w:tcMar>
-            <w:vAlign w:val="center"/>
-          </w:tcPr>
-          <w:p>
-            <w:pPr>
-              <w:jc w:val="center"/>
-            </w:pPr>
-          </w:p>
-        </w:tc>
-        <w:tc>
-          <w:tcPr>
-            <w:tcW w:w="1542" w:type="dxa"/>
-            <w:tcMar>
-              <w:top w:w="70" w:type="dxa"/>
-              <w:left w:w="70" w:type="dxa"/>
-              <w:bottom w:w="70" w:type="dxa"/>
-              <w:right w:w="70" w:type="dxa"/>
-            </w:tcMar>
-            <w:vAlign w:val="center"/>
-          </w:tcPr>
-          <w:p/>
-        </w:tc>
-        <w:tc>
-          <w:tcPr>
-            <w:tcW w:w="1542" w:type="dxa"/>
-            <w:tcMar>
-              <w:top w:w="70" w:type="dxa"/>
-              <w:left w:w="70" w:type="dxa"/>
-              <w:bottom w:w="70" w:type="dxa"/>
-              <w:right w:w="70" w:type="dxa"/>
-            </w:tcMar>
-            <w:vAlign w:val="center"/>
-          </w:tcPr>
-          <w:p/>
-        </w:tc>
-      </w:tr>
-      <w:tr>
-        <w:trPr>
-          <w:jc w:val="center"/>
-        </w:trPr>
-        <w:tc>
-          <w:tcPr>
-            <w:tcW w:w="336" w:type="dxa"/>
-            <w:tcMar>
-              <w:top w:w="70" w:type="dxa"/>
-              <w:left w:w="70" w:type="dxa"/>
-              <w:bottom w:w="70" w:type="dxa"/>
-              <w:right w:w="70" w:type="dxa"/>
-            </w:tcMar>
-            <w:vAlign w:val="center"/>
-          </w:tcPr>
-          <w:p>
-            <w:pPr>
-              <w:jc w:val="center"/>
-            </w:pPr>
-            <w:r>
-              <w:rPr>
-                <w:sz w:val="18"/>
-              </w:rPr>
-              <w:t>3</w:t>
-            </w:r>
-          </w:p>
-        </w:tc>
-        <w:tc>
-          <w:tcPr>
-            <w:tcW w:w="2438" w:type="dxa"/>
-            <w:tcMar>
-              <w:top w:w="70" w:type="dxa"/>
-              <w:left w:w="70" w:type="dxa"/>
-              <w:bottom w:w="70" w:type="dxa"/>
-              <w:right w:w="70" w:type="dxa"/>
-            </w:tcMar>
-            <w:vAlign w:val="center"/>
-          </w:tcPr>
-          <w:p/>
-        </w:tc>
-        <w:tc>
-          <w:tcPr>
-            <w:tcW w:w="1009" w:type="dxa"/>
-            <w:tcMar>
-              <w:top w:w="70" w:type="dxa"/>
-              <w:left w:w="70" w:type="dxa"/>
-              <w:bottom w:w="70" w:type="dxa"/>
-              <w:right w:w="70" w:type="dxa"/>
-            </w:tcMar>
-            <w:vAlign w:val="center"/>
-          </w:tcPr>
-          <w:p>
-            <w:pPr>
-              <w:jc w:val="center"/>
-            </w:pPr>
-          </w:p>
-        </w:tc>
-        <w:tc>
-          <w:tcPr>
-            <w:tcW w:w="493" w:type="dxa"/>
-            <w:tcMar>
-              <w:top w:w="70" w:type="dxa"/>
-              <w:left w:w="70" w:type="dxa"/>
-              <w:bottom w:w="70" w:type="dxa"/>
-              <w:right w:w="70" w:type="dxa"/>
-            </w:tcMar>
-            <w:vAlign w:val="center"/>
-          </w:tcPr>
-          <w:p>
-            <w:pPr>
-              <w:jc w:val="center"/>
-            </w:pPr>
-          </w:p>
-        </w:tc>
-        <w:tc>
-          <w:tcPr>
-            <w:tcW w:w="842" w:type="dxa"/>
-            <w:tcMar>
-              <w:top w:w="70" w:type="dxa"/>
-              <w:left w:w="70" w:type="dxa"/>
-              <w:bottom w:w="70" w:type="dxa"/>
-              <w:right w:w="70" w:type="dxa"/>
-            </w:tcMar>
-            <w:vAlign w:val="center"/>
-          </w:tcPr>
-          <w:p>
-            <w:pPr>
-              <w:jc w:val="center"/>
-            </w:pPr>
-          </w:p>
-        </w:tc>
-        <w:tc>
-          <w:tcPr>
-            <w:tcW w:w="842" w:type="dxa"/>
-            <w:tcMar>
-              <w:top w:w="70" w:type="dxa"/>
-              <w:left w:w="70" w:type="dxa"/>
-              <w:bottom w:w="70" w:type="dxa"/>
-              <w:right w:w="70" w:type="dxa"/>
-            </w:tcMar>
-            <w:vAlign w:val="center"/>
-          </w:tcPr>
-          <w:p>
-            <w:pPr>
-              <w:jc w:val="center"/>
-            </w:pPr>
-          </w:p>
-        </w:tc>
-        <w:tc>
-          <w:tcPr>
-            <w:tcW w:w="1542" w:type="dxa"/>
-            <w:tcMar>
-              <w:top w:w="70" w:type="dxa"/>
-              <w:left w:w="70" w:type="dxa"/>
-              <w:bottom w:w="70" w:type="dxa"/>
-              <w:right w:w="70" w:type="dxa"/>
-            </w:tcMar>
-            <w:vAlign w:val="center"/>
-          </w:tcPr>
-          <w:p>
-            <w:pPr>
-              <w:jc w:val="center"/>
-            </w:pPr>
-          </w:p>
-        </w:tc>
-        <w:tc>
-          <w:tcPr>
-            <w:tcW w:w="1542" w:type="dxa"/>
-            <w:tcMar>
-              <w:top w:w="70" w:type="dxa"/>
-              <w:left w:w="70" w:type="dxa"/>
-              <w:bottom w:w="70" w:type="dxa"/>
-              <w:right w:w="70" w:type="dxa"/>
-            </w:tcMar>
-            <w:vAlign w:val="center"/>
-          </w:tcPr>
-          <w:p/>
-        </w:tc>
-        <w:tc>
-          <w:tcPr>
-            <w:tcW w:w="1542" w:type="dxa"/>
-            <w:tcMar>
-              <w:top w:w="70" w:type="dxa"/>
-              <w:left w:w="70" w:type="dxa"/>
-              <w:bottom w:w="70" w:type="dxa"/>
-              <w:right w:w="70" w:type="dxa"/>
-            </w:tcMar>
-            <w:vAlign w:val="center"/>
-          </w:tcPr>
-          <w:p/>
-        </w:tc>
-      </w:tr>
-      <w:tr>
-        <w:trPr>
-          <w:jc w:val="center"/>
-        </w:trPr>
-        <w:tc>
-          <w:tcPr>
-            <w:tcW w:w="336" w:type="dxa"/>
-            <w:tcMar>
-              <w:top w:w="70" w:type="dxa"/>
-              <w:left w:w="70" w:type="dxa"/>
-              <w:bottom w:w="70" w:type="dxa"/>
-              <w:right w:w="70" w:type="dxa"/>
-            </w:tcMar>
-            <w:vAlign w:val="center"/>
-          </w:tcPr>
-          <w:p>
-            <w:pPr>
-              <w:jc w:val="center"/>
-            </w:pPr>
-            <w:r>
-              <w:rPr>
-                <w:sz w:val="18"/>
-              </w:rPr>
-              <w:t>4</w:t>
-            </w:r>
-          </w:p>
-        </w:tc>
-        <w:tc>
-          <w:tcPr>
-            <w:tcW w:w="2438" w:type="dxa"/>
-            <w:tcMar>
-              <w:top w:w="70" w:type="dxa"/>
-              <w:left w:w="70" w:type="dxa"/>
-              <w:bottom w:w="70" w:type="dxa"/>
-              <w:right w:w="70" w:type="dxa"/>
-            </w:tcMar>
-            <w:vAlign w:val="center"/>
-          </w:tcPr>
-          <w:p/>
-        </w:tc>
-        <w:tc>
-          <w:tcPr>
-            <w:tcW w:w="1009" w:type="dxa"/>
-            <w:tcMar>
-              <w:top w:w="70" w:type="dxa"/>
-              <w:left w:w="70" w:type="dxa"/>
-              <w:bottom w:w="70" w:type="dxa"/>
-              <w:right w:w="70" w:type="dxa"/>
-            </w:tcMar>
-            <w:vAlign w:val="center"/>
-          </w:tcPr>
-          <w:p>
-            <w:pPr>
-              <w:jc w:val="center"/>
-            </w:pPr>
-          </w:p>
-        </w:tc>
-        <w:tc>
-          <w:tcPr>
-            <w:tcW w:w="493" w:type="dxa"/>
-            <w:tcMar>
-              <w:top w:w="70" w:type="dxa"/>
-              <w:left w:w="70" w:type="dxa"/>
-              <w:bottom w:w="70" w:type="dxa"/>
-              <w:right w:w="70" w:type="dxa"/>
-            </w:tcMar>
-            <w:vAlign w:val="center"/>
-          </w:tcPr>
-          <w:p>
-            <w:pPr>
-              <w:jc w:val="center"/>
-            </w:pPr>
-          </w:p>
-        </w:tc>
-        <w:tc>
-          <w:tcPr>
-            <w:tcW w:w="842" w:type="dxa"/>
-            <w:tcMar>
-              <w:top w:w="70" w:type="dxa"/>
-              <w:left w:w="70" w:type="dxa"/>
-              <w:bottom w:w="70" w:type="dxa"/>
-              <w:right w:w="70" w:type="dxa"/>
-            </w:tcMar>
-            <w:vAlign w:val="center"/>
-          </w:tcPr>
-          <w:p>
-            <w:pPr>
-              <w:jc w:val="center"/>
-            </w:pPr>
-          </w:p>
-        </w:tc>
-        <w:tc>
-          <w:tcPr>
-            <w:tcW w:w="842" w:type="dxa"/>
-            <w:tcMar>
-              <w:top w:w="70" w:type="dxa"/>
-              <w:left w:w="70" w:type="dxa"/>
-              <w:bottom w:w="70" w:type="dxa"/>
-              <w:right w:w="70" w:type="dxa"/>
-            </w:tcMar>
-            <w:vAlign w:val="center"/>
-          </w:tcPr>
-          <w:p>
-            <w:pPr>
-              <w:jc w:val="center"/>
-            </w:pPr>
-          </w:p>
-        </w:tc>
-        <w:tc>
-          <w:tcPr>
-            <w:tcW w:w="1542" w:type="dxa"/>
-            <w:tcMar>
-              <w:top w:w="70" w:type="dxa"/>
-              <w:left w:w="70" w:type="dxa"/>
-              <w:bottom w:w="70" w:type="dxa"/>
-              <w:right w:w="70" w:type="dxa"/>
-            </w:tcMar>
-            <w:vAlign w:val="center"/>
-          </w:tcPr>
-          <w:p>
-            <w:pPr>
-              <w:jc w:val="center"/>
-            </w:pPr>
-          </w:p>
-        </w:tc>
-        <w:tc>
-          <w:tcPr>
-            <w:tcW w:w="1542" w:type="dxa"/>
-            <w:tcMar>
-              <w:top w:w="70" w:type="dxa"/>
-              <w:left w:w="70" w:type="dxa"/>
-              <w:bottom w:w="70" w:type="dxa"/>
-              <w:right w:w="70" w:type="dxa"/>
-            </w:tcMar>
-            <w:vAlign w:val="center"/>
-          </w:tcPr>
-          <w:p/>
-        </w:tc>
-        <w:tc>
-          <w:tcPr>
-            <w:tcW w:w="1542" w:type="dxa"/>
-            <w:tcMar>
-              <w:top w:w="70" w:type="dxa"/>
-              <w:left w:w="70" w:type="dxa"/>
-              <w:bottom w:w="70" w:type="dxa"/>
-              <w:right w:w="70" w:type="dxa"/>
-            </w:tcMar>
-            <w:vAlign w:val="center"/>
-          </w:tcPr>
-          <w:p/>
-        </w:tc>
-      </w:tr>
-      <w:tr>
-        <w:trPr>
-          <w:jc w:val="center"/>
-        </w:trPr>
-        <w:tc>
-          <w:tcPr>
-            <w:tcW w:w="336" w:type="dxa"/>
-            <w:tcMar>
-              <w:top w:w="70" w:type="dxa"/>
-              <w:left w:w="70" w:type="dxa"/>
-              <w:bottom w:w="70" w:type="dxa"/>
-              <w:right w:w="70" w:type="dxa"/>
-            </w:tcMar>
-            <w:vAlign w:val="center"/>
-          </w:tcPr>
-          <w:p>
-            <w:pPr>
-              <w:jc w:val="center"/>
-            </w:pPr>
-            <w:r>
-              <w:rPr>
-                <w:sz w:val="18"/>
-              </w:rPr>
-              <w:t>5</w:t>
-            </w:r>
-          </w:p>
-        </w:tc>
-        <w:tc>
-          <w:tcPr>
-            <w:tcW w:w="2438" w:type="dxa"/>
-            <w:tcMar>
-              <w:top w:w="70" w:type="dxa"/>
-              <w:left w:w="70" w:type="dxa"/>
-              <w:bottom w:w="70" w:type="dxa"/>
-              <w:right w:w="70" w:type="dxa"/>
-            </w:tcMar>
-            <w:vAlign w:val="center"/>
-          </w:tcPr>
-          <w:p/>
-        </w:tc>
-        <w:tc>
-          <w:tcPr>
-            <w:tcW w:w="1009" w:type="dxa"/>
-            <w:tcMar>
-              <w:top w:w="70" w:type="dxa"/>
-              <w:left w:w="70" w:type="dxa"/>
-              <w:bottom w:w="70" w:type="dxa"/>
-              <w:right w:w="70" w:type="dxa"/>
-            </w:tcMar>
-            <w:vAlign w:val="center"/>
-          </w:tcPr>
-          <w:p>
-            <w:pPr>
-              <w:jc w:val="center"/>
-            </w:pPr>
-          </w:p>
-        </w:tc>
-        <w:tc>
-          <w:tcPr>
-            <w:tcW w:w="493" w:type="dxa"/>
-            <w:tcMar>
-              <w:top w:w="70" w:type="dxa"/>
-              <w:left w:w="70" w:type="dxa"/>
-              <w:bottom w:w="70" w:type="dxa"/>
-              <w:right w:w="70" w:type="dxa"/>
-            </w:tcMar>
-            <w:vAlign w:val="center"/>
-          </w:tcPr>
-          <w:p>
-            <w:pPr>
-              <w:jc w:val="center"/>
-            </w:pPr>
-          </w:p>
-        </w:tc>
-        <w:tc>
-          <w:tcPr>
-            <w:tcW w:w="842" w:type="dxa"/>
-            <w:tcMar>
-              <w:top w:w="70" w:type="dxa"/>
-              <w:left w:w="70" w:type="dxa"/>
-              <w:bottom w:w="70" w:type="dxa"/>
-              <w:right w:w="70" w:type="dxa"/>
-            </w:tcMar>
-            <w:vAlign w:val="center"/>
-          </w:tcPr>
-          <w:p>
-            <w:pPr>
-              <w:jc w:val="center"/>
-            </w:pPr>
-          </w:p>
-        </w:tc>
-        <w:tc>
-          <w:tcPr>
-            <w:tcW w:w="842" w:type="dxa"/>
-            <w:tcMar>
-              <w:top w:w="70" w:type="dxa"/>
-              <w:left w:w="70" w:type="dxa"/>
-              <w:bottom w:w="70" w:type="dxa"/>
-              <w:right w:w="70" w:type="dxa"/>
-            </w:tcMar>
-            <w:vAlign w:val="center"/>
-          </w:tcPr>
-          <w:p>
-            <w:pPr>
-              <w:jc w:val="center"/>
-            </w:pPr>
-          </w:p>
-        </w:tc>
-        <w:tc>
-          <w:tcPr>
-            <w:tcW w:w="1542" w:type="dxa"/>
-            <w:tcMar>
-              <w:top w:w="70" w:type="dxa"/>
-              <w:left w:w="70" w:type="dxa"/>
-              <w:bottom w:w="70" w:type="dxa"/>
-              <w:right w:w="70" w:type="dxa"/>
-            </w:tcMar>
-            <w:vAlign w:val="center"/>
-          </w:tcPr>
-          <w:p>
-            <w:pPr>
-              <w:jc w:val="center"/>
-            </w:pPr>
-          </w:p>
-        </w:tc>
-        <w:tc>
-          <w:tcPr>
-            <w:tcW w:w="1542" w:type="dxa"/>
-            <w:tcMar>
-              <w:top w:w="70" w:type="dxa"/>
-              <w:left w:w="70" w:type="dxa"/>
-              <w:bottom w:w="70" w:type="dxa"/>
-              <w:right w:w="70" w:type="dxa"/>
-            </w:tcMar>
-            <w:vAlign w:val="center"/>
-          </w:tcPr>
-          <w:p/>
-        </w:tc>
-        <w:tc>
-          <w:tcPr>
-            <w:tcW w:w="1542" w:type="dxa"/>
-            <w:tcMar>
-              <w:top w:w="70" w:type="dxa"/>
-              <w:left w:w="70" w:type="dxa"/>
-              <w:bottom w:w="70" w:type="dxa"/>
-              <w:right w:w="70" w:type="dxa"/>
-            </w:tcMar>
-            <w:vAlign w:val="center"/>
-          </w:tcPr>
-          <w:p/>
         </w:tc>
       </w:tr>
     </w:tbl>
@@ -1271,32 +664,30 @@
     </w:p>
     <w:p>
       <w:pPr>
-        <w:spacing w:before="240"/>
+        <w:keepNext/>
+        <w:tabs>
+          <w:tab w:val="center" w:pos="5200"/>
+          <w:tab w:val="right" w:pos="10092"/>
+        </w:tabs>
+        <w:spacing w:before="480" w:after="0"/>
+        <w:jc w:val="left"/>
       </w:pPr>
       <w:r>
-        <w:rPr>
-          <w:b/>
-          <w:lang w:val="ru-RU"/>
-        </w:rPr>
-        <w:t xml:space="preserve">Руководитель организации (должность, Ф.И.О.) </w:t>
-      </w:r>
-      <w:r>
-        <w:t xml:space="preserve">{{seller_position}} {{seller_director}}</w:t>
+        <w:t xml:space="preserve">{{seller_position}}	____________________	{{seller_director}}</w:t>
       </w:r>
     </w:p>
     <w:p>
+      <w:pPr>
+        <w:spacing w:before="120" w:after="0"/>
+        <w:ind w:left="3800"/>
+        <w:jc w:val="left"/>
+      </w:pPr>
       <w:r>
-        <w:rPr>
-          <w:b/>
-        </w:rPr>
-        <w:t xml:space="preserve">Подпись </w:t>
-      </w:r>
-      <w:r>
-        <w:t>____________________________    М.П. ________________________</w:t>
+        <w:t xml:space="preserve">М.П.</w:t>
       </w:r>
     </w:p>
     <w:sectPr>
-      <w:pgSz w:w="12240" w:h="15840"/>
+      <w:pgSz w:w="11906" w:h="16838"/>
       <w:pgMar w:top="850" w:right="907" w:bottom="850" w:left="907" w:header="720" w:footer="720" w:gutter="0"/>
       <w:cols w:space="720"/>
       <w:docGrid w:linePitch="360"/>
@@ -1393,7 +784,7 @@
         <w:ind w:left="1440" w:hanging="360"/>
       </w:pPr>
       <w:rPr>
-        <w:rFonts w:ascii="Symbol" w:hAnsi="Symbol" w:hint="default"/>
+        <w:rFonts w:ascii="Arial" w:hAnsi="Arial" w:hint="default" w:cs="Arial" w:eastAsia="Arial"/>
       </w:rPr>
     </w:lvl>
   </w:abstractNum>
@@ -1414,7 +805,7 @@
         <w:ind w:left="1080" w:hanging="360"/>
       </w:pPr>
       <w:rPr>
-        <w:rFonts w:ascii="Symbol" w:hAnsi="Symbol" w:hint="default"/>
+        <w:rFonts w:ascii="Arial" w:hAnsi="Arial" w:hint="default" w:cs="Arial" w:eastAsia="Arial"/>
       </w:rPr>
     </w:lvl>
   </w:abstractNum>
@@ -1435,7 +826,7 @@
         <w:ind w:left="720" w:hanging="360"/>
       </w:pPr>
       <w:rPr>
-        <w:rFonts w:ascii="Symbol" w:hAnsi="Symbol" w:hint="default"/>
+        <w:rFonts w:ascii="Arial" w:hAnsi="Arial" w:hint="default" w:cs="Arial" w:eastAsia="Arial"/>
       </w:rPr>
     </w:lvl>
   </w:abstractNum>
@@ -1474,7 +865,7 @@
         <w:ind w:left="360" w:hanging="360"/>
       </w:pPr>
       <w:rPr>
-        <w:rFonts w:ascii="Symbol" w:hAnsi="Symbol" w:hint="default"/>
+        <w:rFonts w:ascii="Arial" w:hAnsi="Arial" w:hint="default" w:cs="Arial" w:eastAsia="Arial"/>
       </w:rPr>
     </w:lvl>
   </w:abstractNum>
@@ -1513,7 +904,7 @@
   <w:docDefaults>
     <w:rPrDefault>
       <w:rPr>
-        <w:rFonts w:asciiTheme="minorHAnsi" w:eastAsiaTheme="minorEastAsia" w:hAnsiTheme="minorHAnsi" w:cstheme="minorBidi"/>
+        <w:rFonts w:ascii="Arial" w:hAnsi="Arial" w:cs="Arial" w:eastAsia="Arial"/>
         <w:sz w:val="22"/>
         <w:szCs w:val="22"/>
         <w:lang w:val="en-US" w:eastAsia="en-US" w:bidi="ar-SA"/>
@@ -1899,7 +1290,7 @@
     <w:qFormat/>
     <w:rsid w:val="00FC693F"/>
     <w:rPr>
-      <w:rFonts w:ascii="Arial" w:eastAsia="Arial" w:hAnsi="Arial"/>
+      <w:rFonts w:ascii="Arial" w:eastAsia="Arial" w:hAnsi="Arial" w:cs="Arial"/>
       <w:sz w:val="20"/>
     </w:rPr>
   </w:style>
@@ -1918,7 +1309,7 @@
       <w:outlineLvl w:val="0"/>
     </w:pPr>
     <w:rPr>
-      <w:rFonts w:asciiTheme="majorHAnsi" w:eastAsiaTheme="majorEastAsia" w:hAnsiTheme="majorHAnsi" w:cstheme="majorBidi"/>
+      <w:rFonts w:ascii="Arial" w:hAnsi="Arial" w:cs="Arial" w:eastAsia="Arial"/>
       <w:b/>
       <w:bCs/>
       <w:color w:val="365F91" w:themeColor="accent1" w:themeShade="BF"/>
@@ -1942,7 +1333,7 @@
       <w:outlineLvl w:val="1"/>
     </w:pPr>
     <w:rPr>
-      <w:rFonts w:asciiTheme="majorHAnsi" w:eastAsiaTheme="majorEastAsia" w:hAnsiTheme="majorHAnsi" w:cstheme="majorBidi"/>
+      <w:rFonts w:ascii="Arial" w:hAnsi="Arial" w:cs="Arial" w:eastAsia="Arial"/>
       <w:b/>
       <w:bCs/>
       <w:color w:val="4F81BD" w:themeColor="accent1"/>
@@ -1966,7 +1357,7 @@
       <w:outlineLvl w:val="2"/>
     </w:pPr>
     <w:rPr>
-      <w:rFonts w:asciiTheme="majorHAnsi" w:eastAsiaTheme="majorEastAsia" w:hAnsiTheme="majorHAnsi" w:cstheme="majorBidi"/>
+      <w:rFonts w:ascii="Arial" w:hAnsi="Arial" w:cs="Arial" w:eastAsia="Arial"/>
       <w:b/>
       <w:bCs/>
       <w:color w:val="4F81BD" w:themeColor="accent1"/>
@@ -1989,7 +1380,7 @@
       <w:outlineLvl w:val="3"/>
     </w:pPr>
     <w:rPr>
-      <w:rFonts w:asciiTheme="majorHAnsi" w:eastAsiaTheme="majorEastAsia" w:hAnsiTheme="majorHAnsi" w:cstheme="majorBidi"/>
+      <w:rFonts w:ascii="Arial" w:hAnsi="Arial" w:cs="Arial" w:eastAsia="Arial"/>
       <w:b/>
       <w:bCs/>
       <w:i/>
@@ -2014,7 +1405,7 @@
       <w:outlineLvl w:val="4"/>
     </w:pPr>
     <w:rPr>
-      <w:rFonts w:asciiTheme="majorHAnsi" w:eastAsiaTheme="majorEastAsia" w:hAnsiTheme="majorHAnsi" w:cstheme="majorBidi"/>
+      <w:rFonts w:ascii="Arial" w:hAnsi="Arial" w:cs="Arial" w:eastAsia="Arial"/>
       <w:color w:val="243F60" w:themeColor="accent1" w:themeShade="7F"/>
     </w:rPr>
   </w:style>
@@ -2035,7 +1426,7 @@
       <w:outlineLvl w:val="5"/>
     </w:pPr>
     <w:rPr>
-      <w:rFonts w:asciiTheme="majorHAnsi" w:eastAsiaTheme="majorEastAsia" w:hAnsiTheme="majorHAnsi" w:cstheme="majorBidi"/>
+      <w:rFonts w:ascii="Arial" w:hAnsi="Arial" w:cs="Arial" w:eastAsia="Arial"/>
       <w:i/>
       <w:iCs/>
       <w:color w:val="243F60" w:themeColor="accent1" w:themeShade="7F"/>
@@ -2058,7 +1449,7 @@
       <w:outlineLvl w:val="6"/>
     </w:pPr>
     <w:rPr>
-      <w:rFonts w:asciiTheme="majorHAnsi" w:eastAsiaTheme="majorEastAsia" w:hAnsiTheme="majorHAnsi" w:cstheme="majorBidi"/>
+      <w:rFonts w:ascii="Arial" w:hAnsi="Arial" w:cs="Arial" w:eastAsia="Arial"/>
       <w:i/>
       <w:iCs/>
       <w:color w:val="404040" w:themeColor="text1" w:themeTint="BF"/>
@@ -2081,7 +1472,7 @@
       <w:outlineLvl w:val="7"/>
     </w:pPr>
     <w:rPr>
-      <w:rFonts w:asciiTheme="majorHAnsi" w:eastAsiaTheme="majorEastAsia" w:hAnsiTheme="majorHAnsi" w:cstheme="majorBidi"/>
+      <w:rFonts w:ascii="Arial" w:hAnsi="Arial" w:cs="Arial" w:eastAsia="Arial"/>
       <w:color w:val="4F81BD" w:themeColor="accent1"/>
       <w:szCs w:val="20"/>
     </w:rPr>
@@ -2103,7 +1494,7 @@
       <w:outlineLvl w:val="8"/>
     </w:pPr>
     <w:rPr>
-      <w:rFonts w:asciiTheme="majorHAnsi" w:eastAsiaTheme="majorEastAsia" w:hAnsiTheme="majorHAnsi" w:cstheme="majorBidi"/>
+      <w:rFonts w:ascii="Arial" w:hAnsi="Arial" w:cs="Arial" w:eastAsia="Arial"/>
       <w:i/>
       <w:iCs/>
       <w:color w:val="404040" w:themeColor="text1" w:themeTint="BF"/>
@@ -2197,7 +1588,7 @@
     <w:uiPriority w:val="9"/>
     <w:rsid w:val="00FC693F"/>
     <w:rPr>
-      <w:rFonts w:asciiTheme="majorHAnsi" w:eastAsiaTheme="majorEastAsia" w:hAnsiTheme="majorHAnsi" w:cstheme="majorBidi"/>
+      <w:rFonts w:ascii="Arial" w:hAnsi="Arial" w:cs="Arial" w:eastAsia="Arial"/>
       <w:b/>
       <w:bCs/>
       <w:color w:val="365F91" w:themeColor="accent1" w:themeShade="BF"/>
@@ -2212,7 +1603,7 @@
     <w:uiPriority w:val="9"/>
     <w:rsid w:val="00FC693F"/>
     <w:rPr>
-      <w:rFonts w:asciiTheme="majorHAnsi" w:eastAsiaTheme="majorEastAsia" w:hAnsiTheme="majorHAnsi" w:cstheme="majorBidi"/>
+      <w:rFonts w:ascii="Arial" w:hAnsi="Arial" w:cs="Arial" w:eastAsia="Arial"/>
       <w:b/>
       <w:bCs/>
       <w:color w:val="4F81BD" w:themeColor="accent1"/>
@@ -2227,7 +1618,7 @@
     <w:uiPriority w:val="9"/>
     <w:rsid w:val="00FC693F"/>
     <w:rPr>
-      <w:rFonts w:asciiTheme="majorHAnsi" w:eastAsiaTheme="majorEastAsia" w:hAnsiTheme="majorHAnsi" w:cstheme="majorBidi"/>
+      <w:rFonts w:ascii="Arial" w:hAnsi="Arial" w:cs="Arial" w:eastAsia="Arial"/>
       <w:b/>
       <w:bCs/>
       <w:color w:val="4F81BD" w:themeColor="accent1"/>
@@ -2249,7 +1640,7 @@
       <w:contextualSpacing/>
     </w:pPr>
     <w:rPr>
-      <w:rFonts w:asciiTheme="majorHAnsi" w:eastAsiaTheme="majorEastAsia" w:hAnsiTheme="majorHAnsi" w:cstheme="majorBidi"/>
+      <w:rFonts w:ascii="Arial" w:hAnsi="Arial" w:cs="Arial" w:eastAsia="Arial"/>
       <w:color w:val="17365D" w:themeColor="text2" w:themeShade="BF"/>
       <w:spacing w:val="5"/>
       <w:kern w:val="28"/>
@@ -2264,7 +1655,7 @@
     <w:uiPriority w:val="10"/>
     <w:rsid w:val="00FC693F"/>
     <w:rPr>
-      <w:rFonts w:asciiTheme="majorHAnsi" w:eastAsiaTheme="majorEastAsia" w:hAnsiTheme="majorHAnsi" w:cstheme="majorBidi"/>
+      <w:rFonts w:ascii="Arial" w:hAnsi="Arial" w:cs="Arial" w:eastAsia="Arial"/>
       <w:color w:val="17365D" w:themeColor="text2" w:themeShade="BF"/>
       <w:spacing w:val="5"/>
       <w:kern w:val="28"/>
@@ -2286,7 +1677,7 @@
       </w:numPr>
     </w:pPr>
     <w:rPr>
-      <w:rFonts w:asciiTheme="majorHAnsi" w:eastAsiaTheme="majorEastAsia" w:hAnsiTheme="majorHAnsi" w:cstheme="majorBidi"/>
+      <w:rFonts w:ascii="Arial" w:hAnsi="Arial" w:cs="Arial" w:eastAsia="Arial"/>
       <w:i/>
       <w:iCs/>
       <w:color w:val="4F81BD" w:themeColor="accent1"/>
@@ -2302,7 +1693,7 @@
     <w:uiPriority w:val="11"/>
     <w:rsid w:val="00FC693F"/>
     <w:rPr>
-      <w:rFonts w:asciiTheme="majorHAnsi" w:eastAsiaTheme="majorEastAsia" w:hAnsiTheme="majorHAnsi" w:cstheme="majorBidi"/>
+      <w:rFonts w:ascii="Arial" w:hAnsi="Arial" w:cs="Arial" w:eastAsia="Arial"/>
       <w:i/>
       <w:iCs/>
       <w:color w:val="4F81BD" w:themeColor="accent1"/>
@@ -2549,7 +1940,7 @@
       </w:tabs>
     </w:pPr>
     <w:rPr>
-      <w:rFonts w:ascii="Courier" w:hAnsi="Courier"/>
+      <w:rFonts w:ascii="Arial" w:hAnsi="Arial" w:cs="Arial" w:eastAsia="Arial"/>
       <w:sz w:val="20"/>
       <w:szCs w:val="20"/>
     </w:rPr>
@@ -2561,7 +1952,7 @@
     <w:uiPriority w:val="99"/>
     <w:rsid w:val="0029639D"/>
     <w:rPr>
-      <w:rFonts w:ascii="Courier" w:hAnsi="Courier"/>
+      <w:rFonts w:ascii="Arial" w:hAnsi="Arial" w:cs="Arial" w:eastAsia="Arial"/>
       <w:sz w:val="20"/>
       <w:szCs w:val="20"/>
     </w:rPr>
@@ -2600,7 +1991,7 @@
     <w:semiHidden/>
     <w:rsid w:val="00FC693F"/>
     <w:rPr>
-      <w:rFonts w:asciiTheme="majorHAnsi" w:eastAsiaTheme="majorEastAsia" w:hAnsiTheme="majorHAnsi" w:cstheme="majorBidi"/>
+      <w:rFonts w:ascii="Arial" w:hAnsi="Arial" w:cs="Arial" w:eastAsia="Arial"/>
       <w:b/>
       <w:bCs/>
       <w:i/>
@@ -2616,7 +2007,7 @@
     <w:semiHidden/>
     <w:rsid w:val="00FC693F"/>
     <w:rPr>
-      <w:rFonts w:asciiTheme="majorHAnsi" w:eastAsiaTheme="majorEastAsia" w:hAnsiTheme="majorHAnsi" w:cstheme="majorBidi"/>
+      <w:rFonts w:ascii="Arial" w:hAnsi="Arial" w:cs="Arial" w:eastAsia="Arial"/>
       <w:color w:val="243F60" w:themeColor="accent1" w:themeShade="7F"/>
     </w:rPr>
   </w:style>
@@ -2628,7 +2019,7 @@
     <w:semiHidden/>
     <w:rsid w:val="00FC693F"/>
     <w:rPr>
-      <w:rFonts w:asciiTheme="majorHAnsi" w:eastAsiaTheme="majorEastAsia" w:hAnsiTheme="majorHAnsi" w:cstheme="majorBidi"/>
+      <w:rFonts w:ascii="Arial" w:hAnsi="Arial" w:cs="Arial" w:eastAsia="Arial"/>
       <w:i/>
       <w:iCs/>
       <w:color w:val="243F60" w:themeColor="accent1" w:themeShade="7F"/>
@@ -2642,7 +2033,7 @@
     <w:semiHidden/>
     <w:rsid w:val="00FC693F"/>
     <w:rPr>
-      <w:rFonts w:asciiTheme="majorHAnsi" w:eastAsiaTheme="majorEastAsia" w:hAnsiTheme="majorHAnsi" w:cstheme="majorBidi"/>
+      <w:rFonts w:ascii="Arial" w:hAnsi="Arial" w:cs="Arial" w:eastAsia="Arial"/>
       <w:i/>
       <w:iCs/>
       <w:color w:val="404040" w:themeColor="text1" w:themeTint="BF"/>
@@ -2656,7 +2047,7 @@
     <w:semiHidden/>
     <w:rsid w:val="00FC693F"/>
     <w:rPr>
-      <w:rFonts w:asciiTheme="majorHAnsi" w:eastAsiaTheme="majorEastAsia" w:hAnsiTheme="majorHAnsi" w:cstheme="majorBidi"/>
+      <w:rFonts w:ascii="Arial" w:hAnsi="Arial" w:cs="Arial" w:eastAsia="Arial"/>
       <w:color w:val="4F81BD" w:themeColor="accent1"/>
       <w:sz w:val="20"/>
       <w:szCs w:val="20"/>
@@ -2670,7 +2061,7 @@
     <w:semiHidden/>
     <w:rsid w:val="00FC693F"/>
     <w:rPr>
-      <w:rFonts w:asciiTheme="majorHAnsi" w:eastAsiaTheme="majorEastAsia" w:hAnsiTheme="majorHAnsi" w:cstheme="majorBidi"/>
+      <w:rFonts w:ascii="Arial" w:hAnsi="Arial" w:cs="Arial" w:eastAsia="Arial"/>
       <w:i/>
       <w:iCs/>
       <w:color w:val="404040" w:themeColor="text1" w:themeTint="BF"/>
@@ -4147,7 +3538,7 @@
         <w:spacing w:before="0" w:after="0" w:line="240" w:lineRule="auto"/>
       </w:pPr>
       <w:rPr>
-        <w:rFonts w:asciiTheme="majorHAnsi" w:eastAsiaTheme="majorEastAsia" w:hAnsiTheme="majorHAnsi" w:cstheme="majorBidi"/>
+        <w:rFonts w:ascii="Arial" w:hAnsi="Arial" w:cs="Arial" w:eastAsia="Arial"/>
         <w:b/>
         <w:bCs/>
       </w:rPr>
@@ -4168,7 +3559,7 @@
         <w:spacing w:before="0" w:after="0" w:line="240" w:lineRule="auto"/>
       </w:pPr>
       <w:rPr>
-        <w:rFonts w:asciiTheme="majorHAnsi" w:eastAsiaTheme="majorEastAsia" w:hAnsiTheme="majorHAnsi" w:cstheme="majorBidi"/>
+        <w:rFonts w:ascii="Arial" w:hAnsi="Arial" w:cs="Arial" w:eastAsia="Arial"/>
         <w:b/>
         <w:bCs/>
       </w:rPr>
@@ -4186,14 +3577,14 @@
     </w:tblStylePr>
     <w:tblStylePr w:type="firstCol">
       <w:rPr>
-        <w:rFonts w:asciiTheme="majorHAnsi" w:eastAsiaTheme="majorEastAsia" w:hAnsiTheme="majorHAnsi" w:cstheme="majorBidi"/>
+        <w:rFonts w:ascii="Arial" w:hAnsi="Arial" w:cs="Arial" w:eastAsia="Arial"/>
         <w:b/>
         <w:bCs/>
       </w:rPr>
     </w:tblStylePr>
     <w:tblStylePr w:type="lastCol">
       <w:rPr>
-        <w:rFonts w:asciiTheme="majorHAnsi" w:eastAsiaTheme="majorEastAsia" w:hAnsiTheme="majorHAnsi" w:cstheme="majorBidi"/>
+        <w:rFonts w:ascii="Arial" w:hAnsi="Arial" w:cs="Arial" w:eastAsia="Arial"/>
         <w:b/>
         <w:bCs/>
       </w:rPr>
@@ -4270,7 +3661,7 @@
         <w:spacing w:before="0" w:after="0" w:line="240" w:lineRule="auto"/>
       </w:pPr>
       <w:rPr>
-        <w:rFonts w:asciiTheme="majorHAnsi" w:eastAsiaTheme="majorEastAsia" w:hAnsiTheme="majorHAnsi" w:cstheme="majorBidi"/>
+        <w:rFonts w:ascii="Arial" w:hAnsi="Arial" w:cs="Arial" w:eastAsia="Arial"/>
         <w:b/>
         <w:bCs/>
       </w:rPr>
@@ -4291,7 +3682,7 @@
         <w:spacing w:before="0" w:after="0" w:line="240" w:lineRule="auto"/>
       </w:pPr>
       <w:rPr>
-        <w:rFonts w:asciiTheme="majorHAnsi" w:eastAsiaTheme="majorEastAsia" w:hAnsiTheme="majorHAnsi" w:cstheme="majorBidi"/>
+        <w:rFonts w:ascii="Arial" w:hAnsi="Arial" w:cs="Arial" w:eastAsia="Arial"/>
         <w:b/>
         <w:bCs/>
       </w:rPr>
@@ -4309,14 +3700,14 @@
     </w:tblStylePr>
     <w:tblStylePr w:type="firstCol">
       <w:rPr>
-        <w:rFonts w:asciiTheme="majorHAnsi" w:eastAsiaTheme="majorEastAsia" w:hAnsiTheme="majorHAnsi" w:cstheme="majorBidi"/>
+        <w:rFonts w:ascii="Arial" w:hAnsi="Arial" w:cs="Arial" w:eastAsia="Arial"/>
         <w:b/>
         <w:bCs/>
       </w:rPr>
     </w:tblStylePr>
     <w:tblStylePr w:type="lastCol">
       <w:rPr>
-        <w:rFonts w:asciiTheme="majorHAnsi" w:eastAsiaTheme="majorEastAsia" w:hAnsiTheme="majorHAnsi" w:cstheme="majorBidi"/>
+        <w:rFonts w:ascii="Arial" w:hAnsi="Arial" w:cs="Arial" w:eastAsia="Arial"/>
         <w:b/>
         <w:bCs/>
       </w:rPr>
@@ -4393,7 +3784,7 @@
         <w:spacing w:before="0" w:after="0" w:line="240" w:lineRule="auto"/>
       </w:pPr>
       <w:rPr>
-        <w:rFonts w:asciiTheme="majorHAnsi" w:eastAsiaTheme="majorEastAsia" w:hAnsiTheme="majorHAnsi" w:cstheme="majorBidi"/>
+        <w:rFonts w:ascii="Arial" w:hAnsi="Arial" w:cs="Arial" w:eastAsia="Arial"/>
         <w:b/>
         <w:bCs/>
       </w:rPr>
@@ -4414,7 +3805,7 @@
         <w:spacing w:before="0" w:after="0" w:line="240" w:lineRule="auto"/>
       </w:pPr>
       <w:rPr>
-        <w:rFonts w:asciiTheme="majorHAnsi" w:eastAsiaTheme="majorEastAsia" w:hAnsiTheme="majorHAnsi" w:cstheme="majorBidi"/>
+        <w:rFonts w:ascii="Arial" w:hAnsi="Arial" w:cs="Arial" w:eastAsia="Arial"/>
         <w:b/>
         <w:bCs/>
       </w:rPr>
@@ -4432,14 +3823,14 @@
     </w:tblStylePr>
     <w:tblStylePr w:type="firstCol">
       <w:rPr>
-        <w:rFonts w:asciiTheme="majorHAnsi" w:eastAsiaTheme="majorEastAsia" w:hAnsiTheme="majorHAnsi" w:cstheme="majorBidi"/>
+        <w:rFonts w:ascii="Arial" w:hAnsi="Arial" w:cs="Arial" w:eastAsia="Arial"/>
         <w:b/>
         <w:bCs/>
       </w:rPr>
     </w:tblStylePr>
     <w:tblStylePr w:type="lastCol">
       <w:rPr>
-        <w:rFonts w:asciiTheme="majorHAnsi" w:eastAsiaTheme="majorEastAsia" w:hAnsiTheme="majorHAnsi" w:cstheme="majorBidi"/>
+        <w:rFonts w:ascii="Arial" w:hAnsi="Arial" w:cs="Arial" w:eastAsia="Arial"/>
         <w:b/>
         <w:bCs/>
       </w:rPr>
@@ -4516,7 +3907,7 @@
         <w:spacing w:before="0" w:after="0" w:line="240" w:lineRule="auto"/>
       </w:pPr>
       <w:rPr>
-        <w:rFonts w:asciiTheme="majorHAnsi" w:eastAsiaTheme="majorEastAsia" w:hAnsiTheme="majorHAnsi" w:cstheme="majorBidi"/>
+        <w:rFonts w:ascii="Arial" w:hAnsi="Arial" w:cs="Arial" w:eastAsia="Arial"/>
         <w:b/>
         <w:bCs/>
       </w:rPr>
@@ -4537,7 +3928,7 @@
         <w:spacing w:before="0" w:after="0" w:line="240" w:lineRule="auto"/>
       </w:pPr>
       <w:rPr>
-        <w:rFonts w:asciiTheme="majorHAnsi" w:eastAsiaTheme="majorEastAsia" w:hAnsiTheme="majorHAnsi" w:cstheme="majorBidi"/>
+        <w:rFonts w:ascii="Arial" w:hAnsi="Arial" w:cs="Arial" w:eastAsia="Arial"/>
         <w:b/>
         <w:bCs/>
       </w:rPr>
@@ -4555,14 +3946,14 @@
     </w:tblStylePr>
     <w:tblStylePr w:type="firstCol">
       <w:rPr>
-        <w:rFonts w:asciiTheme="majorHAnsi" w:eastAsiaTheme="majorEastAsia" w:hAnsiTheme="majorHAnsi" w:cstheme="majorBidi"/>
+        <w:rFonts w:ascii="Arial" w:hAnsi="Arial" w:cs="Arial" w:eastAsia="Arial"/>
         <w:b/>
         <w:bCs/>
       </w:rPr>
     </w:tblStylePr>
     <w:tblStylePr w:type="lastCol">
       <w:rPr>
-        <w:rFonts w:asciiTheme="majorHAnsi" w:eastAsiaTheme="majorEastAsia" w:hAnsiTheme="majorHAnsi" w:cstheme="majorBidi"/>
+        <w:rFonts w:ascii="Arial" w:hAnsi="Arial" w:cs="Arial" w:eastAsia="Arial"/>
         <w:b/>
         <w:bCs/>
       </w:rPr>
@@ -4639,7 +4030,7 @@
         <w:spacing w:before="0" w:after="0" w:line="240" w:lineRule="auto"/>
       </w:pPr>
       <w:rPr>
-        <w:rFonts w:asciiTheme="majorHAnsi" w:eastAsiaTheme="majorEastAsia" w:hAnsiTheme="majorHAnsi" w:cstheme="majorBidi"/>
+        <w:rFonts w:ascii="Arial" w:hAnsi="Arial" w:cs="Arial" w:eastAsia="Arial"/>
         <w:b/>
         <w:bCs/>
       </w:rPr>
@@ -4660,7 +4051,7 @@
         <w:spacing w:before="0" w:after="0" w:line="240" w:lineRule="auto"/>
       </w:pPr>
       <w:rPr>
-        <w:rFonts w:asciiTheme="majorHAnsi" w:eastAsiaTheme="majorEastAsia" w:hAnsiTheme="majorHAnsi" w:cstheme="majorBidi"/>
+        <w:rFonts w:ascii="Arial" w:hAnsi="Arial" w:cs="Arial" w:eastAsia="Arial"/>
         <w:b/>
         <w:bCs/>
       </w:rPr>
@@ -4678,14 +4069,14 @@
     </w:tblStylePr>
     <w:tblStylePr w:type="firstCol">
       <w:rPr>
-        <w:rFonts w:asciiTheme="majorHAnsi" w:eastAsiaTheme="majorEastAsia" w:hAnsiTheme="majorHAnsi" w:cstheme="majorBidi"/>
+        <w:rFonts w:ascii="Arial" w:hAnsi="Arial" w:cs="Arial" w:eastAsia="Arial"/>
         <w:b/>
         <w:bCs/>
       </w:rPr>
     </w:tblStylePr>
     <w:tblStylePr w:type="lastCol">
       <w:rPr>
-        <w:rFonts w:asciiTheme="majorHAnsi" w:eastAsiaTheme="majorEastAsia" w:hAnsiTheme="majorHAnsi" w:cstheme="majorBidi"/>
+        <w:rFonts w:ascii="Arial" w:hAnsi="Arial" w:cs="Arial" w:eastAsia="Arial"/>
         <w:b/>
         <w:bCs/>
       </w:rPr>
@@ -4762,7 +4153,7 @@
         <w:spacing w:before="0" w:after="0" w:line="240" w:lineRule="auto"/>
       </w:pPr>
       <w:rPr>
-        <w:rFonts w:asciiTheme="majorHAnsi" w:eastAsiaTheme="majorEastAsia" w:hAnsiTheme="majorHAnsi" w:cstheme="majorBidi"/>
+        <w:rFonts w:ascii="Arial" w:hAnsi="Arial" w:cs="Arial" w:eastAsia="Arial"/>
         <w:b/>
         <w:bCs/>
       </w:rPr>
@@ -4783,7 +4174,7 @@
         <w:spacing w:before="0" w:after="0" w:line="240" w:lineRule="auto"/>
       </w:pPr>
       <w:rPr>
-        <w:rFonts w:asciiTheme="majorHAnsi" w:eastAsiaTheme="majorEastAsia" w:hAnsiTheme="majorHAnsi" w:cstheme="majorBidi"/>
+        <w:rFonts w:ascii="Arial" w:hAnsi="Arial" w:cs="Arial" w:eastAsia="Arial"/>
         <w:b/>
         <w:bCs/>
       </w:rPr>
@@ -4801,14 +4192,14 @@
     </w:tblStylePr>
     <w:tblStylePr w:type="firstCol">
       <w:rPr>
-        <w:rFonts w:asciiTheme="majorHAnsi" w:eastAsiaTheme="majorEastAsia" w:hAnsiTheme="majorHAnsi" w:cstheme="majorBidi"/>
+        <w:rFonts w:ascii="Arial" w:hAnsi="Arial" w:cs="Arial" w:eastAsia="Arial"/>
         <w:b/>
         <w:bCs/>
       </w:rPr>
     </w:tblStylePr>
     <w:tblStylePr w:type="lastCol">
       <w:rPr>
-        <w:rFonts w:asciiTheme="majorHAnsi" w:eastAsiaTheme="majorEastAsia" w:hAnsiTheme="majorHAnsi" w:cstheme="majorBidi"/>
+        <w:rFonts w:ascii="Arial" w:hAnsi="Arial" w:cs="Arial" w:eastAsia="Arial"/>
         <w:b/>
         <w:bCs/>
       </w:rPr>
@@ -4885,7 +4276,7 @@
         <w:spacing w:before="0" w:after="0" w:line="240" w:lineRule="auto"/>
       </w:pPr>
       <w:rPr>
-        <w:rFonts w:asciiTheme="majorHAnsi" w:eastAsiaTheme="majorEastAsia" w:hAnsiTheme="majorHAnsi" w:cstheme="majorBidi"/>
+        <w:rFonts w:ascii="Arial" w:hAnsi="Arial" w:cs="Arial" w:eastAsia="Arial"/>
         <w:b/>
         <w:bCs/>
       </w:rPr>
@@ -4906,7 +4297,7 @@
         <w:spacing w:before="0" w:after="0" w:line="240" w:lineRule="auto"/>
       </w:pPr>
       <w:rPr>
-        <w:rFonts w:asciiTheme="majorHAnsi" w:eastAsiaTheme="majorEastAsia" w:hAnsiTheme="majorHAnsi" w:cstheme="majorBidi"/>
+        <w:rFonts w:ascii="Arial" w:hAnsi="Arial" w:cs="Arial" w:eastAsia="Arial"/>
         <w:b/>
         <w:bCs/>
       </w:rPr>
@@ -4924,14 +4315,14 @@
     </w:tblStylePr>
     <w:tblStylePr w:type="firstCol">
       <w:rPr>
-        <w:rFonts w:asciiTheme="majorHAnsi" w:eastAsiaTheme="majorEastAsia" w:hAnsiTheme="majorHAnsi" w:cstheme="majorBidi"/>
+        <w:rFonts w:ascii="Arial" w:hAnsi="Arial" w:cs="Arial" w:eastAsia="Arial"/>
         <w:b/>
         <w:bCs/>
       </w:rPr>
     </w:tblStylePr>
     <w:tblStylePr w:type="lastCol">
       <w:rPr>
-        <w:rFonts w:asciiTheme="majorHAnsi" w:eastAsiaTheme="majorEastAsia" w:hAnsiTheme="majorHAnsi" w:cstheme="majorBidi"/>
+        <w:rFonts w:ascii="Arial" w:hAnsi="Arial" w:cs="Arial" w:eastAsia="Arial"/>
         <w:b/>
         <w:bCs/>
       </w:rPr>
@@ -6691,7 +6082,7 @@
     </w:tblPr>
     <w:tblStylePr w:type="firstRow">
       <w:rPr>
-        <w:rFonts w:asciiTheme="majorHAnsi" w:eastAsiaTheme="majorEastAsia" w:hAnsiTheme="majorHAnsi" w:cstheme="majorBidi"/>
+        <w:rFonts w:ascii="Arial" w:hAnsi="Arial" w:cs="Arial" w:eastAsia="Arial"/>
       </w:rPr>
       <w:tblPr/>
       <w:tcPr>
@@ -6768,7 +6159,7 @@
     </w:tblPr>
     <w:tblStylePr w:type="firstRow">
       <w:rPr>
-        <w:rFonts w:asciiTheme="majorHAnsi" w:eastAsiaTheme="majorEastAsia" w:hAnsiTheme="majorHAnsi" w:cstheme="majorBidi"/>
+        <w:rFonts w:ascii="Arial" w:hAnsi="Arial" w:cs="Arial" w:eastAsia="Arial"/>
       </w:rPr>
       <w:tblPr/>
       <w:tcPr>
@@ -6845,7 +6236,7 @@
     </w:tblPr>
     <w:tblStylePr w:type="firstRow">
       <w:rPr>
-        <w:rFonts w:asciiTheme="majorHAnsi" w:eastAsiaTheme="majorEastAsia" w:hAnsiTheme="majorHAnsi" w:cstheme="majorBidi"/>
+        <w:rFonts w:ascii="Arial" w:hAnsi="Arial" w:cs="Arial" w:eastAsia="Arial"/>
       </w:rPr>
       <w:tblPr/>
       <w:tcPr>
@@ -6922,7 +6313,7 @@
     </w:tblPr>
     <w:tblStylePr w:type="firstRow">
       <w:rPr>
-        <w:rFonts w:asciiTheme="majorHAnsi" w:eastAsiaTheme="majorEastAsia" w:hAnsiTheme="majorHAnsi" w:cstheme="majorBidi"/>
+        <w:rFonts w:ascii="Arial" w:hAnsi="Arial" w:cs="Arial" w:eastAsia="Arial"/>
       </w:rPr>
       <w:tblPr/>
       <w:tcPr>
@@ -6999,7 +6390,7 @@
     </w:tblPr>
     <w:tblStylePr w:type="firstRow">
       <w:rPr>
-        <w:rFonts w:asciiTheme="majorHAnsi" w:eastAsiaTheme="majorEastAsia" w:hAnsiTheme="majorHAnsi" w:cstheme="majorBidi"/>
+        <w:rFonts w:ascii="Arial" w:hAnsi="Arial" w:cs="Arial" w:eastAsia="Arial"/>
       </w:rPr>
       <w:tblPr/>
       <w:tcPr>
@@ -7076,7 +6467,7 @@
     </w:tblPr>
     <w:tblStylePr w:type="firstRow">
       <w:rPr>
-        <w:rFonts w:asciiTheme="majorHAnsi" w:eastAsiaTheme="majorEastAsia" w:hAnsiTheme="majorHAnsi" w:cstheme="majorBidi"/>
+        <w:rFonts w:ascii="Arial" w:hAnsi="Arial" w:cs="Arial" w:eastAsia="Arial"/>
       </w:rPr>
       <w:tblPr/>
       <w:tcPr>
@@ -7153,7 +6544,7 @@
     </w:tblPr>
     <w:tblStylePr w:type="firstRow">
       <w:rPr>
-        <w:rFonts w:asciiTheme="majorHAnsi" w:eastAsiaTheme="majorEastAsia" w:hAnsiTheme="majorHAnsi" w:cstheme="majorBidi"/>
+        <w:rFonts w:ascii="Arial" w:hAnsi="Arial" w:cs="Arial" w:eastAsia="Arial"/>
       </w:rPr>
       <w:tblPr/>
       <w:tcPr>
@@ -7218,7 +6609,7 @@
       <w:spacing w:after="0" w:line="240" w:lineRule="auto"/>
     </w:pPr>
     <w:rPr>
-      <w:rFonts w:asciiTheme="majorHAnsi" w:eastAsiaTheme="majorEastAsia" w:hAnsiTheme="majorHAnsi" w:cstheme="majorBidi"/>
+      <w:rFonts w:ascii="Arial" w:hAnsi="Arial" w:cs="Arial" w:eastAsia="Arial"/>
       <w:color w:val="000000" w:themeColor="text1"/>
     </w:rPr>
     <w:tblPr>
@@ -7339,7 +6730,7 @@
       <w:spacing w:after="0" w:line="240" w:lineRule="auto"/>
     </w:pPr>
     <w:rPr>
-      <w:rFonts w:asciiTheme="majorHAnsi" w:eastAsiaTheme="majorEastAsia" w:hAnsiTheme="majorHAnsi" w:cstheme="majorBidi"/>
+      <w:rFonts w:ascii="Arial" w:hAnsi="Arial" w:cs="Arial" w:eastAsia="Arial"/>
       <w:color w:val="000000" w:themeColor="text1"/>
     </w:rPr>
     <w:tblPr>
@@ -7460,7 +6851,7 @@
       <w:spacing w:after="0" w:line="240" w:lineRule="auto"/>
     </w:pPr>
     <w:rPr>
-      <w:rFonts w:asciiTheme="majorHAnsi" w:eastAsiaTheme="majorEastAsia" w:hAnsiTheme="majorHAnsi" w:cstheme="majorBidi"/>
+      <w:rFonts w:ascii="Arial" w:hAnsi="Arial" w:cs="Arial" w:eastAsia="Arial"/>
       <w:color w:val="000000" w:themeColor="text1"/>
     </w:rPr>
     <w:tblPr>
@@ -7581,7 +6972,7 @@
       <w:spacing w:after="0" w:line="240" w:lineRule="auto"/>
     </w:pPr>
     <w:rPr>
-      <w:rFonts w:asciiTheme="majorHAnsi" w:eastAsiaTheme="majorEastAsia" w:hAnsiTheme="majorHAnsi" w:cstheme="majorBidi"/>
+      <w:rFonts w:ascii="Arial" w:hAnsi="Arial" w:cs="Arial" w:eastAsia="Arial"/>
       <w:color w:val="000000" w:themeColor="text1"/>
     </w:rPr>
     <w:tblPr>
@@ -7702,7 +7093,7 @@
       <w:spacing w:after="0" w:line="240" w:lineRule="auto"/>
     </w:pPr>
     <w:rPr>
-      <w:rFonts w:asciiTheme="majorHAnsi" w:eastAsiaTheme="majorEastAsia" w:hAnsiTheme="majorHAnsi" w:cstheme="majorBidi"/>
+      <w:rFonts w:ascii="Arial" w:hAnsi="Arial" w:cs="Arial" w:eastAsia="Arial"/>
       <w:color w:val="000000" w:themeColor="text1"/>
     </w:rPr>
     <w:tblPr>
@@ -7823,7 +7214,7 @@
       <w:spacing w:after="0" w:line="240" w:lineRule="auto"/>
     </w:pPr>
     <w:rPr>
-      <w:rFonts w:asciiTheme="majorHAnsi" w:eastAsiaTheme="majorEastAsia" w:hAnsiTheme="majorHAnsi" w:cstheme="majorBidi"/>
+      <w:rFonts w:ascii="Arial" w:hAnsi="Arial" w:cs="Arial" w:eastAsia="Arial"/>
       <w:color w:val="000000" w:themeColor="text1"/>
     </w:rPr>
     <w:tblPr>
@@ -7944,7 +7335,7 @@
       <w:spacing w:after="0" w:line="240" w:lineRule="auto"/>
     </w:pPr>
     <w:rPr>
-      <w:rFonts w:asciiTheme="majorHAnsi" w:eastAsiaTheme="majorEastAsia" w:hAnsiTheme="majorHAnsi" w:cstheme="majorBidi"/>
+      <w:rFonts w:ascii="Arial" w:hAnsi="Arial" w:cs="Arial" w:eastAsia="Arial"/>
       <w:color w:val="000000" w:themeColor="text1"/>
     </w:rPr>
     <w:tblPr>
@@ -8527,7 +7918,7 @@
       <w:spacing w:after="0" w:line="240" w:lineRule="auto"/>
     </w:pPr>
     <w:rPr>
-      <w:rFonts w:asciiTheme="majorHAnsi" w:eastAsiaTheme="majorEastAsia" w:hAnsiTheme="majorHAnsi" w:cstheme="majorBidi"/>
+      <w:rFonts w:ascii="Arial" w:hAnsi="Arial" w:cs="Arial" w:eastAsia="Arial"/>
       <w:color w:val="000000" w:themeColor="text1"/>
     </w:rPr>
     <w:tblPr>
@@ -8645,7 +8036,7 @@
       <w:spacing w:after="0" w:line="240" w:lineRule="auto"/>
     </w:pPr>
     <w:rPr>
-      <w:rFonts w:asciiTheme="majorHAnsi" w:eastAsiaTheme="majorEastAsia" w:hAnsiTheme="majorHAnsi" w:cstheme="majorBidi"/>
+      <w:rFonts w:ascii="Arial" w:hAnsi="Arial" w:cs="Arial" w:eastAsia="Arial"/>
       <w:color w:val="000000" w:themeColor="text1"/>
     </w:rPr>
     <w:tblPr>
@@ -8763,7 +8154,7 @@
       <w:spacing w:after="0" w:line="240" w:lineRule="auto"/>
     </w:pPr>
     <w:rPr>
-      <w:rFonts w:asciiTheme="majorHAnsi" w:eastAsiaTheme="majorEastAsia" w:hAnsiTheme="majorHAnsi" w:cstheme="majorBidi"/>
+      <w:rFonts w:ascii="Arial" w:hAnsi="Arial" w:cs="Arial" w:eastAsia="Arial"/>
       <w:color w:val="000000" w:themeColor="text1"/>
     </w:rPr>
     <w:tblPr>
@@ -8881,7 +8272,7 @@
       <w:spacing w:after="0" w:line="240" w:lineRule="auto"/>
     </w:pPr>
     <w:rPr>
-      <w:rFonts w:asciiTheme="majorHAnsi" w:eastAsiaTheme="majorEastAsia" w:hAnsiTheme="majorHAnsi" w:cstheme="majorBidi"/>
+      <w:rFonts w:ascii="Arial" w:hAnsi="Arial" w:cs="Arial" w:eastAsia="Arial"/>
       <w:color w:val="000000" w:themeColor="text1"/>
     </w:rPr>
     <w:tblPr>
@@ -8999,7 +8390,7 @@
       <w:spacing w:after="0" w:line="240" w:lineRule="auto"/>
     </w:pPr>
     <w:rPr>
-      <w:rFonts w:asciiTheme="majorHAnsi" w:eastAsiaTheme="majorEastAsia" w:hAnsiTheme="majorHAnsi" w:cstheme="majorBidi"/>
+      <w:rFonts w:ascii="Arial" w:hAnsi="Arial" w:cs="Arial" w:eastAsia="Arial"/>
       <w:color w:val="000000" w:themeColor="text1"/>
     </w:rPr>
     <w:tblPr>
@@ -9117,7 +8508,7 @@
       <w:spacing w:after="0" w:line="240" w:lineRule="auto"/>
     </w:pPr>
     <w:rPr>
-      <w:rFonts w:asciiTheme="majorHAnsi" w:eastAsiaTheme="majorEastAsia" w:hAnsiTheme="majorHAnsi" w:cstheme="majorBidi"/>
+      <w:rFonts w:ascii="Arial" w:hAnsi="Arial" w:cs="Arial" w:eastAsia="Arial"/>
       <w:color w:val="000000" w:themeColor="text1"/>
     </w:rPr>
     <w:tblPr>
@@ -9235,7 +8626,7 @@
       <w:spacing w:after="0" w:line="240" w:lineRule="auto"/>
     </w:pPr>
     <w:rPr>
-      <w:rFonts w:asciiTheme="majorHAnsi" w:eastAsiaTheme="majorEastAsia" w:hAnsiTheme="majorHAnsi" w:cstheme="majorBidi"/>
+      <w:rFonts w:ascii="Arial" w:hAnsi="Arial" w:cs="Arial" w:eastAsia="Arial"/>
       <w:color w:val="000000" w:themeColor="text1"/>
     </w:rPr>
     <w:tblPr>
@@ -12936,7 +12327,7 @@
     </a:clrScheme>
     <a:fontScheme name="Office">
       <a:majorFont>
-        <a:latin typeface="Calibri"/>
+        <a:latin typeface="Arial"/>
         <a:ea typeface=""/>
         <a:cs typeface=""/>
         <a:font script="Jpan" typeface="ＭＳ ゴシック"/>
@@ -12971,7 +12362,7 @@
         <a:font script="Geor" typeface="Sylfaen"/>
       </a:majorFont>
       <a:minorFont>
-        <a:latin typeface="Cambria"/>
+        <a:latin typeface="Arial"/>
         <a:ea typeface=""/>
         <a:cs typeface=""/>
         <a:font script="Jpan" typeface="ＭＳ 明朝"/>

--- a/core/src/core/usecases/documents/builtin/blanks/offer-items.docx
+++ b/core/src/core/usecases/documents/builtin/blanks/offer-items.docx
@@ -14,7 +14,7 @@
           <w:sz w:val="28"/>
           <w:lang w:val="ru-RU"/>
         </w:rPr>
-        <w:t xml:space="preserve">КОММЕРЧЕСКОЕ ПРЕДЛОЖЕНИЕ № {{number}} от {{date|long}}</w:t>
+        <w:t xml:space="preserve">КОММЕРЧЕСКОЕ ПРЕДЛОЖЕНИЕ[[ № {{number}}]] от {{date|long}}</w:t>
       </w:r>
     </w:p>
     <w:p>
@@ -35,7 +35,7 @@
         <w:rPr>
           <w:lang w:val="ru-RU"/>
         </w:rPr>
-        <w:t xml:space="preserve">{{seller_name}}, ИНН {{seller_inn}}</w:t>
+        <w:t xml:space="preserve">{{seller_name}}[[, ИНН {{seller_inn}}]]</w:t>
       </w:r>
     </w:p>
     <w:p>
@@ -331,7 +331,7 @@
               <w:rPr>
                 <w:sz w:val="18"/>
               </w:rPr>
-              <w:t>1</w:t>
+              <w:t xml:space="preserve">{{items.n}}</w:t>
             </w:r>
           </w:p>
         </w:tc>
@@ -351,7 +351,7 @@
               <w:rPr>
                 <w:sz w:val="18"/>
               </w:rPr>
-              <w:t xml:space="preserve">{{scope}}</w:t>
+              <w:t xml:space="preserve">{{items.name}}</w:t>
             </w:r>
           </w:p>
         </w:tc>
@@ -374,7 +374,7 @@
               <w:rPr>
                 <w:sz w:val="18"/>
               </w:rPr>
-              <w:t xml:space="preserve">{{quantity}}</w:t>
+              <w:t xml:space="preserve">{{items.quantity}}</w:t>
             </w:r>
           </w:p>
         </w:tc>
@@ -397,7 +397,7 @@
               <w:rPr>
                 <w:sz w:val="18"/>
               </w:rPr>
-              <w:t xml:space="preserve">{{unit}}</w:t>
+              <w:t xml:space="preserve">{{items.unit}}</w:t>
             </w:r>
           </w:p>
         </w:tc>
@@ -420,7 +420,7 @@
               <w:rPr>
                 <w:sz w:val="18"/>
               </w:rPr>
-              <w:t xml:space="preserve">{{total|per:quantity}}</w:t>
+              <w:t xml:space="preserve">{{items.price}}</w:t>
             </w:r>
           </w:p>
         </w:tc>
@@ -443,7 +443,7 @@
               <w:rPr>
                 <w:sz w:val="18"/>
               </w:rPr>
-              <w:t xml:space="preserve">{{total}}</w:t>
+              <w:t xml:space="preserve">{{items.amount}}</w:t>
             </w:r>
           </w:p>
         </w:tc>
@@ -529,7 +529,7 @@
         <w:rPr>
           <w:b/>
         </w:rPr>
-        <w:t xml:space="preserve">: {{total}}</w:t>
+        <w:t xml:space="preserve">: {{items|sum}}</w:t>
       </w:r>
     </w:p>
     <w:p>
@@ -540,7 +540,7 @@
         <w:rPr>
           <w:b/>
         </w:rPr>
-        <w:t xml:space="preserve">В том числе НДС: {{total|vat:vat_rate}}</w:t>
+        <w:t xml:space="preserve">[[В том числе НДС: {{items|vat:vat_rate}}]]</w:t>
       </w:r>
     </w:p>
     <w:p>
@@ -548,22 +548,22 @@
         <w:spacing w:before="80"/>
       </w:pPr>
       <w:r>
-        <w:t xml:space="preserve">Всего наименований </w:t>
+        <w:t xml:space="preserve">Всего наименований {{items|count}},</w:t>
       </w:r>
       <w:r>
         <w:rPr>
           <w:b/>
         </w:rPr>
-        <w:t xml:space="preserve">1</w:t>
+        <w:t xml:space="preserve"/>
       </w:r>
       <w:r>
-        <w:t xml:space="preserve">, на сумму </w:t>
+        <w:t xml:space="preserve"> на сумму </w:t>
       </w:r>
       <w:r>
         <w:rPr>
           <w:b/>
         </w:rPr>
-        <w:t xml:space="preserve">{{total}} руб.</w:t>
+        <w:t xml:space="preserve">{{items|sum}} руб.</w:t>
       </w:r>
     </w:p>
     <w:p>
@@ -571,7 +571,7 @@
         <w:rPr>
           <w:b/>
         </w:rPr>
-        <w:t xml:space="preserve">{{total|words}}</w:t>
+        <w:t xml:space="preserve">{{items|words}}</w:t>
       </w:r>
     </w:p>
     <w:p>
@@ -582,10 +582,10 @@
         <w:rPr>
           <w:b/>
         </w:rPr>
-        <w:t xml:space="preserve">Условия поставки/оплаты: </w:t>
+        <w:t xml:space="preserve">[[Условия поставки/оплаты: </w:t>
       </w:r>
       <w:r>
-        <w:t xml:space="preserve">{{payment_terms}}</w:t>
+        <w:t xml:space="preserve">{{payment_terms}}]]</w:t>
       </w:r>
     </w:p>
     <w:p>
@@ -619,13 +619,13 @@
           <w:b/>
           <w:lang w:val="ru-RU"/>
         </w:rPr>
-        <w:t xml:space="preserve">Дополнительные условия: </w:t>
+        <w:t xml:space="preserve">[[Дополнительные условия: </w:t>
       </w:r>
       <w:r>
         <w:rPr>
           <w:lang w:val="ru-RU"/>
         </w:rPr>
-        <w:t xml:space="preserve">{{extra_terms}}</w:t>
+        <w:t xml:space="preserve">{{extra_terms}}]]</w:t>
       </w:r>
     </w:p>
     <w:p>
@@ -639,13 +639,13 @@
           <w:b/>
           <w:lang w:val="ru-RU"/>
         </w:rPr>
-        <w:t xml:space="preserve">Приложения: </w:t>
+        <w:t xml:space="preserve">[[Приложения: </w:t>
       </w:r>
       <w:r>
         <w:rPr>
           <w:lang w:val="ru-RU"/>
         </w:rPr>
-        <w:t xml:space="preserve">{{attachments}}</w:t>
+        <w:t xml:space="preserve">{{attachments}}]]</w:t>
       </w:r>
     </w:p>
     <w:p>
